--- a/experiment/docs/06_第三问联合调度与严格继承建模.docx
+++ b/experiment/docs/06_第三问联合调度与严格继承建模.docx
@@ -860,7 +860,7 @@
                 <w:b w:val="0"/>
                 <w:sz w:val="18"/>
               </w:rPr>
-              <w:t>7241.381500</w:t>
+              <w:t>7259.716770</w:t>
             </w:r>
           </w:p>
         </w:tc>
@@ -877,7 +877,7 @@
                 <w:b w:val="0"/>
                 <w:sz w:val="18"/>
               </w:rPr>
-              <w:t>69.890616</w:t>
+              <w:t>71.088838</w:t>
             </w:r>
           </w:p>
         </w:tc>
@@ -5741,7 +5741,7 @@
       <w:r>
         <w:drawing>
           <wp:inline xmlns:a="http://schemas.openxmlformats.org/drawingml/2006/main" xmlns:pic="http://schemas.openxmlformats.org/drawingml/2006/picture">
-            <wp:extent cx="6080760" cy="4525350"/>
+            <wp:extent cx="6080760" cy="4516643"/>
             <wp:docPr id="7" name="Picture 7"/>
             <wp:cNvGraphicFramePr>
               <a:graphicFrameLocks noChangeAspect="1"/>
@@ -5762,7 +5762,7 @@
                   <pic:spPr>
                     <a:xfrm>
                       <a:off x="0" y="0"/>
-                      <a:ext cx="6080760" cy="4525350"/>
+                      <a:ext cx="6080760" cy="4516643"/>
                     </a:xfrm>
                     <a:prstGeom prst="rect"/>
                   </pic:spPr>
@@ -5793,7 +5793,7 @@
       <w:r>
         <w:drawing>
           <wp:inline xmlns:a="http://schemas.openxmlformats.org/drawingml/2006/main" xmlns:pic="http://schemas.openxmlformats.org/drawingml/2006/picture">
-            <wp:extent cx="6080760" cy="4187693"/>
+            <wp:extent cx="6080760" cy="4166557"/>
             <wp:docPr id="8" name="Picture 8"/>
             <wp:cNvGraphicFramePr>
               <a:graphicFrameLocks noChangeAspect="1"/>
@@ -5814,7 +5814,7 @@
                   <pic:spPr>
                     <a:xfrm>
                       <a:off x="0" y="0"/>
-                      <a:ext cx="6080760" cy="4187693"/>
+                      <a:ext cx="6080760" cy="4166557"/>
                     </a:xfrm>
                     <a:prstGeom prst="rect"/>
                   </pic:spPr>
@@ -5847,7 +5847,7 @@
     </w:p>
     <w:p>
       <w:r>
-        <w:t>独立检查17290项失败0，额外稠密检查52454点失败0。此结果支持源确定性场景与共同补充模型下的可行性；不支持天气、测绘或时钟任意变化下的无条件安全。条件MILP的最优性不推广到连续选址及全部货箱路径组合。Q3最终版本和Q4源哈希完全对齐；后续第四问只配置与划分，不改本节任务。</w:t>
+        <w:t>独立检查17290项失败0，额外稠密检查52455点失败0。此结果支持源确定性场景与共同补充模型下的可行性；不支持天气、测绘或时钟任意变化下的无条件安全。条件MILP的最优性不推广到连续选址及全部货箱路径组合。Q3最终版本和Q4源哈希完全对齐；后续第四问只配置与划分，不改本节任务。</w:t>
       </w:r>
     </w:p>
     <w:sectPr>
